--- a/livrables/lecons/2026-08-09_lecon-revenus-passifs_03_trois-intrants-point-bascule.docx
+++ b/livrables/lecons/2026-08-09_lecon-revenus-passifs_03_trois-intrants-point-bascule.docx
@@ -998,7 +998,7 @@
           <w:sz w:val="22"/>
           <w:szCs w:val="22"/>
         </w:rPr>
-        <w:t xml:space="preserve">Exemple (source : european-funding-guide.eu, revenu-passif, testé 200 le 09/08/2026) : à 5 % de rendement net annuel, il faut environ 72 000 € de capital pour viser 300 € bruts par mois.</w:t>
+        <w:t xml:space="preserve">Exemple (source : european-funding-guide.eu, revenu-passif, testé 200 le 09/08/2026) : à 5 % de rendement net annuel, il faut environ 72 000 € de capital pour viser 300 € bruts par mois. Le calcul a été refait et vérifié : 300 × 12 ÷ 0,05 = 72 000 € exactement. ⚠️ Avertissement sur cette source : european-funding-guide.eu est un agrégateur dont les VALEURS CHIFFRÉES ne sont pas tenues à jour — c'est de là que provenaient un taux de Livret A et un montant de SMIC périmés, corrigés dans la leçon n°02 le 02/08/2026. Il est acceptable ici parce qu'il ne sert qu'à un ordre de grandeur issu d'un calcul reproductible, et non à un taux réglementaire. Ne jamais lui emprunter un taux, un seuil ou un plafond.</w:t>
       </w:r>
     </w:p>
     <w:p>
@@ -1442,7 +1442,7 @@
           <w:sz w:val="22"/>
           <w:szCs w:val="22"/>
         </w:rPr>
-        <w:t xml:space="preserve">CHANGEMENT 2026 : le taux des prélèvements sociaux sur les revenus de placements passe à 18,6 % à compter du 1er janvier 2026. La CSG est relevée à 10,6 %. Formulation reprise telle qu'elle apparaît sur service-public.gouv.fr (F2613). Le taux total standard est donc 31,4 % — et non 30 % comme souvent recopié dans les articles et agrégateurs.</w:t>
+        <w:t xml:space="preserve">CHANGEMENT 2026 : le taux des prélèvements sociaux sur les revenus de placements passe à 18,6 % à compter du 1er janvier 2026 — c'est la formulation exacte de service-public.gouv.fr (fiche F2613). Le taux total standard est donc 31,4 %, et non 30 % comme souvent recopié dans les articles et agrégateurs. ⚠️ Précision de sourçage (vérification du 09/08/2026) : la fiche F2613 énonce le taux de 18,6 % et signale que « des règles particulières s'appliquent à certains placements ou pour certaines situations (notamment antérieures à 2018) », mais elle ne donne NI le taux de 17,2 % applicable à ces exceptions, NI la composition détaillée des prélèvements — elle renvoie sur ce point à l'établissement financier. Ces deux informations (CSG portée à 10,6 % pour les revenus du capital, maintien d'une CSG à 9,2 % — donc de prélèvements sociaux à 17,2 % — pour l'assurance-vie, les livrets et les revenus fonciers) proviennent d'autres sources publiques et sont exactes, mais elles ne figurent pas sur la fiche citée. Pour ta situation précise, vérifie auprès de ton établissement.</w:t>
       </w:r>
     </w:p>
     <w:p>
